--- a/hull-brownfield-suitability-paper-corrected.docx
+++ b/hull-brownfield-suitability-paper-corrected.docx
@@ -1812,7 +1812,7 @@
     </w:p>
     <w:p>
       <w:r>
-        <w:t>Two claims outside the repository's own data were spot-checked externally: the NPPF revision "published in August 2026" (Section 2.3) is accurate - the revised NPPF was published on 17 August 2026 and restructured flood-risk policy into a dedicated chapter, consistent with the paper's description. Academic citations (Malczewski, Chen, Hammond et al., and the cited government sources) were not independently verified against their original publications as part of this check. The general dataset provenance described in Section 3.1 (Ordnance Survey, British Geological Survey, Environment Agency) is plausible but could not be confirmed against a Hull-specific source-validation record: the repository's data/raw/dataset_validation_links.xlsx file appears to have been carried over from a different project (it references an Oxfordshire boundary layer and generic filenames without the Hull-specific naming used in this project's actual data) and should be treated as unverified for this paper.</w:t>
+        <w:t>Two claims outside the repository's own data were spot-checked externally: the NPPF revision "published in August 2026" (Section 2.3) is accurate - the revised NPPF was published on 17 August 2026 and restructured flood-risk policy into a dedicated chapter, consistent with the paper's description. Academic citations (Malczewski, Chen, Hammond et al., and the cited government sources) were not independently verified against their original publications as part of this check. The general dataset provenance described in Section 3.1 (Ordnance Survey, British Geological Survey, Environment Agency) is consistent with the repository's data/raw/dataset_validation_links.xlsx source-validation record. That file originally referenced an Oxfordshire boundary layer and generic, non-Hull filenames carried over from a different project; it has since been replaced with entries specific to this project's actual Hull datasets.</w:t>
       </w:r>
     </w:p>
     <w:sectPr>
